--- a/assignment1-Property-Sharing.docx
+++ b/assignment1-Property-Sharing.docx
@@ -540,7 +540,19 @@
         <w:rPr>
           <w:rFonts w:ascii="Calibri" w:hAnsi="Calibri" w:cs="Calibri"/>
         </w:rPr>
-        <w:t xml:space="preserve"> a housing, existed tenant</w:t>
+        <w:t xml:space="preserve"> a housing, exist</w:t>
+      </w:r>
+      <w:r>
+        <w:rPr>
+          <w:rFonts w:ascii="Calibri" w:hAnsi="Calibri" w:cs="Calibri"/>
+        </w:rPr>
+        <w:t>ing</w:t>
+      </w:r>
+      <w:r>
+        <w:rPr>
+          <w:rFonts w:ascii="Calibri" w:hAnsi="Calibri" w:cs="Calibri"/>
+        </w:rPr>
+        <w:t xml:space="preserve"> tenant</w:t>
       </w:r>
       <w:r>
         <w:rPr>
@@ -1663,7 +1675,13 @@
         <w:rPr>
           <w:rFonts w:ascii="Calibri" w:hAnsi="Calibri" w:cs="Calibri"/>
         </w:rPr>
-        <w:t>to cont</w:t>
+        <w:t xml:space="preserve"> a</w:t>
+      </w:r>
+      <w:r>
+        <w:rPr>
+          <w:rFonts w:ascii="Calibri" w:hAnsi="Calibri" w:cs="Calibri"/>
+        </w:rPr>
+        <w:t xml:space="preserve"> cont</w:t>
       </w:r>
       <w:r>
         <w:rPr>
@@ -2238,7 +2256,13 @@
         <w:rPr>
           <w:rFonts w:ascii="Calibri" w:hAnsi="Calibri" w:cs="Calibri"/>
         </w:rPr>
-        <w:t>create a wish list to</w:t>
+        <w:t xml:space="preserve">create a wish list </w:t>
+      </w:r>
+      <w:r>
+        <w:rPr>
+          <w:rFonts w:ascii="Calibri" w:hAnsi="Calibri" w:cs="Calibri"/>
+        </w:rPr>
+        <w:t>for</w:t>
       </w:r>
       <w:r>
         <w:rPr>
@@ -2311,6 +2335,12 @@
           <w:rFonts w:ascii="Calibri" w:hAnsi="Calibri" w:cs="Calibri"/>
         </w:rPr>
         <w:t>erty owner</w:t>
+      </w:r>
+      <w:r>
+        <w:rPr>
+          <w:rFonts w:ascii="Calibri" w:hAnsi="Calibri" w:cs="Calibri"/>
+        </w:rPr>
+        <w:t>s</w:t>
       </w:r>
       <w:r>
         <w:rPr>
@@ -2728,7 +2758,7 @@
         <w:rPr>
           <w:rFonts w:ascii="Calibri" w:hAnsi="Calibri" w:cs="Calibri"/>
         </w:rPr>
-        <w:t xml:space="preserve"> engage into </w:t>
+        <w:t xml:space="preserve"> engage in </w:t>
       </w:r>
       <w:r>
         <w:rPr>
@@ -3156,7 +3186,19 @@
         <w:rPr>
           <w:rFonts w:ascii="Calibri" w:hAnsi="Calibri" w:cs="Calibri"/>
         </w:rPr>
-        <w:t>agent or existed tenant</w:t>
+        <w:t xml:space="preserve">agent or </w:t>
+      </w:r>
+      <w:r>
+        <w:rPr>
+          <w:rFonts w:ascii="Calibri" w:hAnsi="Calibri" w:cs="Calibri"/>
+        </w:rPr>
+        <w:t>current</w:t>
+      </w:r>
+      <w:r>
+        <w:rPr>
+          <w:rFonts w:ascii="Calibri" w:hAnsi="Calibri" w:cs="Calibri"/>
+        </w:rPr>
+        <w:t xml:space="preserve"> tenant</w:t>
       </w:r>
       <w:r>
         <w:rPr>
@@ -3198,7 +3240,19 @@
         <w:rPr>
           <w:rFonts w:ascii="Calibri" w:hAnsi="Calibri" w:cs="Calibri"/>
         </w:rPr>
-        <w:t xml:space="preserve"> detail of my properties</w:t>
+        <w:t xml:space="preserve"> detail</w:t>
+      </w:r>
+      <w:r>
+        <w:rPr>
+          <w:rFonts w:ascii="Calibri" w:hAnsi="Calibri" w:cs="Calibri"/>
+        </w:rPr>
+        <w:t>s</w:t>
+      </w:r>
+      <w:r>
+        <w:rPr>
+          <w:rFonts w:ascii="Calibri" w:hAnsi="Calibri" w:cs="Calibri"/>
+        </w:rPr>
+        <w:t xml:space="preserve"> of my properties</w:t>
       </w:r>
       <w:r>
         <w:rPr>
@@ -3210,7 +3264,7 @@
         <w:rPr>
           <w:rFonts w:ascii="Calibri" w:hAnsi="Calibri" w:cs="Calibri"/>
         </w:rPr>
-        <w:t>to a</w:t>
+        <w:t xml:space="preserve"> a</w:t>
       </w:r>
       <w:r>
         <w:rPr>
@@ -3283,7 +3337,19 @@
         <w:rPr>
           <w:rFonts w:ascii="Calibri" w:hAnsi="Calibri" w:cs="Calibri"/>
         </w:rPr>
-        <w:t>n agent/existed tenant</w:t>
+        <w:t>n agent/exist</w:t>
+      </w:r>
+      <w:r>
+        <w:rPr>
+          <w:rFonts w:ascii="Calibri" w:hAnsi="Calibri" w:cs="Calibri"/>
+        </w:rPr>
+        <w:t>ing</w:t>
+      </w:r>
+      <w:r>
+        <w:rPr>
+          <w:rFonts w:ascii="Calibri" w:hAnsi="Calibri" w:cs="Calibri"/>
+        </w:rPr>
+        <w:t xml:space="preserve"> tenant</w:t>
       </w:r>
       <w:r>
         <w:rPr>
@@ -3646,7 +3712,19 @@
         <w:rPr>
           <w:rFonts w:ascii="Calibri" w:hAnsi="Calibri" w:cs="Calibri"/>
         </w:rPr>
-        <w:t xml:space="preserve"> or existed tenant</w:t>
+        <w:t xml:space="preserve"> or </w:t>
+      </w:r>
+      <w:r>
+        <w:rPr>
+          <w:rFonts w:ascii="Calibri" w:hAnsi="Calibri" w:cs="Calibri"/>
+        </w:rPr>
+        <w:t>current</w:t>
+      </w:r>
+      <w:r>
+        <w:rPr>
+          <w:rFonts w:ascii="Calibri" w:hAnsi="Calibri" w:cs="Calibri"/>
+        </w:rPr>
+        <w:t xml:space="preserve"> tenant</w:t>
       </w:r>
       <w:r>
         <w:rPr>
@@ -3664,7 +3742,19 @@
         <w:rPr>
           <w:rFonts w:ascii="Calibri" w:hAnsi="Calibri" w:cs="Calibri"/>
         </w:rPr>
-        <w:t xml:space="preserve"> ensure that all enquiries are </w:t>
+        <w:t xml:space="preserve"> ensure that all enquiries </w:t>
+      </w:r>
+      <w:r>
+        <w:rPr>
+          <w:rFonts w:ascii="Calibri" w:hAnsi="Calibri" w:cs="Calibri"/>
+        </w:rPr>
+        <w:t>have been</w:t>
+      </w:r>
+      <w:r>
+        <w:rPr>
+          <w:rFonts w:ascii="Calibri" w:hAnsi="Calibri" w:cs="Calibri"/>
+        </w:rPr>
+        <w:t xml:space="preserve"> </w:t>
       </w:r>
       <w:r>
         <w:rPr>
@@ -4521,7 +4611,19 @@
         <w:rPr>
           <w:rFonts w:ascii="Calibri" w:hAnsi="Calibri" w:cs="Calibri"/>
         </w:rPr>
-        <w:t>see an existed or current draft of tenancy</w:t>
+        <w:t>see an exist</w:t>
+      </w:r>
+      <w:r>
+        <w:rPr>
+          <w:rFonts w:ascii="Calibri" w:hAnsi="Calibri" w:cs="Calibri"/>
+        </w:rPr>
+        <w:t>ing</w:t>
+      </w:r>
+      <w:r>
+        <w:rPr>
+          <w:rFonts w:ascii="Calibri" w:hAnsi="Calibri" w:cs="Calibri"/>
+        </w:rPr>
+        <w:t xml:space="preserve"> or current draft of tenancy</w:t>
       </w:r>
       <w:r>
         <w:rPr>
@@ -4641,7 +4743,19 @@
         <w:rPr>
           <w:rFonts w:ascii="Calibri" w:hAnsi="Calibri" w:cs="Calibri"/>
         </w:rPr>
-        <w:t xml:space="preserve"> the existed contract documentation</w:t>
+        <w:t xml:space="preserve"> the exist</w:t>
+      </w:r>
+      <w:r>
+        <w:rPr>
+          <w:rFonts w:ascii="Calibri" w:hAnsi="Calibri" w:cs="Calibri"/>
+        </w:rPr>
+        <w:t>ing</w:t>
+      </w:r>
+      <w:r>
+        <w:rPr>
+          <w:rFonts w:ascii="Calibri" w:hAnsi="Calibri" w:cs="Calibri"/>
+        </w:rPr>
+        <w:t xml:space="preserve"> contract documentation</w:t>
       </w:r>
       <w:r>
         <w:rPr>
@@ -4761,7 +4875,13 @@
         <w:rPr>
           <w:rFonts w:ascii="Calibri" w:hAnsi="Calibri" w:cs="Calibri"/>
         </w:rPr>
-        <w:t>The draft should protect data privacy of the existed</w:t>
+        <w:t>The draft should protect data privacy of the exist</w:t>
+      </w:r>
+      <w:r>
+        <w:rPr>
+          <w:rFonts w:ascii="Calibri" w:hAnsi="Calibri" w:cs="Calibri"/>
+        </w:rPr>
+        <w:t>ing</w:t>
       </w:r>
       <w:r>
         <w:rPr>

--- a/assignment1-Property-Sharing.docx
+++ b/assignment1-Property-Sharing.docx
@@ -2352,7 +2352,19 @@
         <w:rPr>
           <w:rFonts w:ascii="Calibri" w:hAnsi="Calibri" w:cs="Calibri"/>
         </w:rPr>
-        <w:t xml:space="preserve">chat with mates who </w:t>
+        <w:t xml:space="preserve">chat with </w:t>
+      </w:r>
+      <w:r>
+        <w:rPr>
+          <w:rFonts w:ascii="Calibri" w:hAnsi="Calibri" w:cs="Calibri"/>
+        </w:rPr>
+        <w:t>current tenants</w:t>
+      </w:r>
+      <w:r>
+        <w:rPr>
+          <w:rFonts w:ascii="Calibri" w:hAnsi="Calibri" w:cs="Calibri"/>
+        </w:rPr>
+        <w:t xml:space="preserve"> who </w:t>
       </w:r>
       <w:r>
         <w:rPr>
@@ -2370,7 +2382,25 @@
         <w:rPr>
           <w:rFonts w:ascii="Calibri" w:hAnsi="Calibri" w:cs="Calibri"/>
         </w:rPr>
-        <w:t xml:space="preserve">make a casual chat to </w:t>
+        <w:t xml:space="preserve">I can </w:t>
+      </w:r>
+      <w:r>
+        <w:rPr>
+          <w:rFonts w:ascii="Calibri" w:hAnsi="Calibri" w:cs="Calibri"/>
+        </w:rPr>
+        <w:t xml:space="preserve">make a casual </w:t>
+      </w:r>
+      <w:r>
+        <w:rPr>
+          <w:rFonts w:ascii="Calibri" w:hAnsi="Calibri" w:cs="Calibri"/>
+        </w:rPr>
+        <w:t>conversation</w:t>
+      </w:r>
+      <w:r>
+        <w:rPr>
+          <w:rFonts w:ascii="Calibri" w:hAnsi="Calibri" w:cs="Calibri"/>
+        </w:rPr>
+        <w:t xml:space="preserve"> to </w:t>
       </w:r>
       <w:r>
         <w:rPr>
@@ -2382,7 +2412,37 @@
         <w:rPr>
           <w:rFonts w:ascii="Calibri" w:hAnsi="Calibri" w:cs="Calibri"/>
         </w:rPr>
-        <w:t>n idea what are on the premise</w:t>
+        <w:t xml:space="preserve">n idea </w:t>
+      </w:r>
+      <w:r>
+        <w:rPr>
+          <w:rFonts w:ascii="Calibri" w:hAnsi="Calibri" w:cs="Calibri"/>
+        </w:rPr>
+        <w:t xml:space="preserve">of </w:t>
+      </w:r>
+      <w:r>
+        <w:rPr>
+          <w:rFonts w:ascii="Calibri" w:hAnsi="Calibri" w:cs="Calibri"/>
+        </w:rPr>
+        <w:t xml:space="preserve">what </w:t>
+      </w:r>
+      <w:r>
+        <w:rPr>
+          <w:rFonts w:ascii="Calibri" w:hAnsi="Calibri" w:cs="Calibri"/>
+        </w:rPr>
+        <w:t>is</w:t>
+      </w:r>
+      <w:r>
+        <w:rPr>
+          <w:rFonts w:ascii="Calibri" w:hAnsi="Calibri" w:cs="Calibri"/>
+        </w:rPr>
+        <w:t xml:space="preserve"> on the premise</w:t>
+      </w:r>
+      <w:r>
+        <w:rPr>
+          <w:rFonts w:ascii="Calibri" w:hAnsi="Calibri" w:cs="Calibri"/>
+        </w:rPr>
+        <w:t>s</w:t>
       </w:r>
       <w:r>
         <w:rPr>
@@ -2437,7 +2497,19 @@
         <w:rPr>
           <w:rFonts w:ascii="Calibri" w:hAnsi="Calibri" w:cs="Calibri"/>
         </w:rPr>
-        <w:t xml:space="preserve"> page, which shows the name of the property, rental price, name of the </w:t>
+        <w:t xml:space="preserve"> page, which shows the name of the property, rental price,</w:t>
+      </w:r>
+      <w:r>
+        <w:rPr>
+          <w:rFonts w:ascii="Calibri" w:hAnsi="Calibri" w:cs="Calibri"/>
+        </w:rPr>
+        <w:t xml:space="preserve"> and the</w:t>
+      </w:r>
+      <w:r>
+        <w:rPr>
+          <w:rFonts w:ascii="Calibri" w:hAnsi="Calibri" w:cs="Calibri"/>
+        </w:rPr>
+        <w:t xml:space="preserve"> name of the </w:t>
       </w:r>
       <w:r>
         <w:rPr>
@@ -2499,7 +2571,13 @@
         <w:rPr>
           <w:rFonts w:ascii="Calibri" w:hAnsi="Calibri" w:cs="Calibri"/>
         </w:rPr>
-        <w:t xml:space="preserve"> a number indicate</w:t>
+        <w:t xml:space="preserve"> a number indicat</w:t>
+      </w:r>
+      <w:r>
+        <w:rPr>
+          <w:rFonts w:ascii="Calibri" w:hAnsi="Calibri" w:cs="Calibri"/>
+        </w:rPr>
+        <w:t>ing the</w:t>
       </w:r>
       <w:r>
         <w:rPr>
@@ -2511,13 +2589,31 @@
         <w:rPr>
           <w:rFonts w:ascii="Calibri" w:hAnsi="Calibri" w:cs="Calibri"/>
         </w:rPr>
-        <w:t xml:space="preserve">, if </w:t>
-      </w:r>
-      <w:r>
-        <w:rPr>
-          <w:rFonts w:ascii="Calibri" w:hAnsi="Calibri" w:cs="Calibri"/>
-        </w:rPr>
-        <w:t>all chat has been read indicate none</w:t>
+        <w:t>;</w:t>
+      </w:r>
+      <w:r>
+        <w:rPr>
+          <w:rFonts w:ascii="Calibri" w:hAnsi="Calibri" w:cs="Calibri"/>
+        </w:rPr>
+        <w:t xml:space="preserve"> if </w:t>
+      </w:r>
+      <w:r>
+        <w:rPr>
+          <w:rFonts w:ascii="Calibri" w:hAnsi="Calibri" w:cs="Calibri"/>
+        </w:rPr>
+        <w:t>all chat has been read</w:t>
+      </w:r>
+      <w:r>
+        <w:rPr>
+          <w:rFonts w:ascii="Calibri" w:hAnsi="Calibri" w:cs="Calibri"/>
+        </w:rPr>
+        <w:t>,</w:t>
+      </w:r>
+      <w:r>
+        <w:rPr>
+          <w:rFonts w:ascii="Calibri" w:hAnsi="Calibri" w:cs="Calibri"/>
+        </w:rPr>
+        <w:t xml:space="preserve"> indicate none</w:t>
       </w:r>
       <w:r>
         <w:rPr>
@@ -2542,7 +2638,19 @@
         <w:rPr>
           <w:rFonts w:ascii="Calibri" w:hAnsi="Calibri" w:cs="Calibri"/>
         </w:rPr>
-        <w:t xml:space="preserve">There is a chat box container where </w:t>
+        <w:t xml:space="preserve">There is a chat box container </w:t>
+      </w:r>
+      <w:r>
+        <w:rPr>
+          <w:rFonts w:ascii="Calibri" w:hAnsi="Calibri" w:cs="Calibri"/>
+        </w:rPr>
+        <w:t>that</w:t>
+      </w:r>
+      <w:r>
+        <w:rPr>
+          <w:rFonts w:ascii="Calibri" w:hAnsi="Calibri" w:cs="Calibri"/>
+        </w:rPr>
+        <w:t xml:space="preserve"> </w:t>
       </w:r>
       <w:r>
         <w:rPr>
@@ -2554,7 +2662,19 @@
         <w:rPr>
           <w:rFonts w:ascii="Calibri" w:hAnsi="Calibri" w:cs="Calibri"/>
         </w:rPr>
-        <w:t xml:space="preserve">lord can use to chat with </w:t>
+        <w:t>lord</w:t>
+      </w:r>
+      <w:r>
+        <w:rPr>
+          <w:rFonts w:ascii="Calibri" w:hAnsi="Calibri" w:cs="Calibri"/>
+        </w:rPr>
+        <w:t>s</w:t>
+      </w:r>
+      <w:r>
+        <w:rPr>
+          <w:rFonts w:ascii="Calibri" w:hAnsi="Calibri" w:cs="Calibri"/>
+        </w:rPr>
+        <w:t xml:space="preserve"> can use to chat with </w:t>
       </w:r>
       <w:r>
         <w:rPr>
@@ -2591,7 +2711,19 @@
         <w:rPr>
           <w:rFonts w:ascii="Calibri" w:hAnsi="Calibri" w:cs="Calibri"/>
         </w:rPr>
-        <w:t xml:space="preserve">On the extra-large screens, chatter name list and chat box container </w:t>
+        <w:t>On the extra-large screens,</w:t>
+      </w:r>
+      <w:r>
+        <w:rPr>
+          <w:rFonts w:ascii="Calibri" w:hAnsi="Calibri" w:cs="Calibri"/>
+        </w:rPr>
+        <w:t xml:space="preserve"> the</w:t>
+      </w:r>
+      <w:r>
+        <w:rPr>
+          <w:rFonts w:ascii="Calibri" w:hAnsi="Calibri" w:cs="Calibri"/>
+        </w:rPr>
+        <w:t xml:space="preserve"> chatter name list and chat box container </w:t>
       </w:r>
       <w:r>
         <w:rPr>
@@ -2604,6 +2736,36 @@
           <w:rFonts w:ascii="Calibri" w:hAnsi="Calibri" w:cs="Calibri"/>
         </w:rPr>
         <w:t>, otherwise collapse into a single column on smaller screens.</w:t>
+      </w:r>
+    </w:p>
+    <w:p>
+      <w:pPr>
+        <w:jc w:val="both"/>
+        <w:rPr>
+          <w:rFonts w:ascii="Calibri" w:hAnsi="Calibri" w:cs="Calibri"/>
+        </w:rPr>
+      </w:pPr>
+    </w:p>
+    <w:p>
+      <w:pPr>
+        <w:jc w:val="both"/>
+        <w:rPr>
+          <w:rFonts w:ascii="Calibri" w:hAnsi="Calibri" w:cs="Calibri"/>
+        </w:rPr>
+      </w:pPr>
+    </w:p>
+    <w:p>
+      <w:pPr>
+        <w:jc w:val="both"/>
+        <w:rPr>
+          <w:rFonts w:ascii="Calibri" w:hAnsi="Calibri" w:cs="Calibri"/>
+        </w:rPr>
+      </w:pPr>
+      <w:r>
+        <w:rPr>
+          <w:rFonts w:ascii="Calibri" w:hAnsi="Calibri" w:cs="Calibri"/>
+        </w:rPr>
+        <w:t xml:space="preserve">File name: </w:t>
       </w:r>
     </w:p>
     <w:sectPr>

--- a/assignment1-Property-Sharing.docx
+++ b/assignment1-Property-Sharing.docx
@@ -2767,8 +2767,22 @@
         </w:rPr>
         <w:t xml:space="preserve">File name: </w:t>
       </w:r>
+      <w:r>
+        <w:rPr>
+          <w:rFonts w:ascii="Calibri" w:hAnsi="Calibri" w:cs="Calibri"/>
+        </w:rPr>
+        <w:t>N12554561_582_A1</w:t>
+      </w:r>
+      <w:r>
+        <w:rPr>
+          <w:rFonts w:ascii="Calibri" w:hAnsi="Calibri" w:cs="Calibri"/>
+        </w:rPr>
+        <w:t>.zip</w:t>
+      </w:r>
     </w:p>
     <w:sectPr>
+      <w:headerReference w:type="default" r:id="rId7"/>
+      <w:footerReference w:type="default" r:id="rId8"/>
       <w:pgSz w:w="12240" w:h="15840"/>
       <w:pgMar w:top="1440" w:right="1440" w:bottom="1080" w:left="1440" w:header="720" w:footer="720" w:gutter="0"/>
       <w:cols w:space="720"/>
@@ -2776,6 +2790,263 @@
     </w:sectPr>
   </w:body>
 </w:document>
+</file>
+
+<file path=word/endnotes.xml><?xml version="1.0" encoding="utf-8"?>
+<w:endnotes xmlns:wpc="http://schemas.microsoft.com/office/word/2010/wordprocessingCanvas" xmlns:cx="http://schemas.microsoft.com/office/drawing/2014/chartex" xmlns:cx1="http://schemas.microsoft.com/office/drawing/2015/9/8/chartex" xmlns:cx2="http://schemas.microsoft.com/office/drawing/2015/10/21/chartex" xmlns:cx3="http://schemas.microsoft.com/office/drawing/2016/5/9/chartex" xmlns:cx4="http://schemas.microsoft.com/office/drawing/2016/5/10/chartex" xmlns:cx5="http://schemas.microsoft.com/office/drawing/2016/5/11/chartex" xmlns:cx6="http://schemas.microsoft.com/office/drawing/2016/5/12/chartex" xmlns:cx7="http://schemas.microsoft.com/office/drawing/2016/5/13/chartex" xmlns:cx8="http://schemas.microsoft.com/office/drawing/2016/5/14/chartex" xmlns:mc="http://schemas.openxmlformats.org/markup-compatibility/2006" xmlns:aink="http://schemas.microsoft.com/office/drawing/2016/ink" xmlns:am3d="http://schemas.microsoft.com/office/drawing/2017/model3d" xmlns:o="urn:schemas-microsoft-com:office:office" xmlns:oel="http://schemas.microsoft.com/office/2019/extlst" xmlns:r="http://schemas.openxmlformats.org/officeDocument/2006/relationships" xmlns:m="http://schemas.openxmlformats.org/officeDocument/2006/math" xmlns:v="urn:schemas-microsoft-com:vml" xmlns:wp14="http://schemas.microsoft.com/office/word/2010/wordprocessingDrawing" xmlns:wp="http://schemas.openxmlformats.org/drawingml/2006/wordprocessingDrawing" xmlns:w10="urn:schemas-microsoft-com:office:word" xmlns:w="http://schemas.openxmlformats.org/wordprocessingml/2006/main" xmlns:w14="http://schemas.microsoft.com/office/word/2010/wordml" xmlns:w15="http://schemas.microsoft.com/office/word/2012/wordml" xmlns:w16cex="http://schemas.microsoft.com/office/word/2018/wordml/cex" xmlns:w16cid="http://schemas.microsoft.com/office/word/2016/wordml/cid" xmlns:w16="http://schemas.microsoft.com/office/word/2018/wordml" xmlns:w16du="http://schemas.microsoft.com/office/word/2023/wordml/word16du" xmlns:w16sdtdh="http://schemas.microsoft.com/office/word/2020/wordml/sdtdatahash" xmlns:w16sdtfl="http://schemas.microsoft.com/office/word/2024/wordml/sdtformatlock" xmlns:w16se="http://schemas.microsoft.com/office/word/2015/wordml/symex" xmlns:wpg="http://schemas.microsoft.com/office/word/2010/wordprocessingGroup" xmlns:wpi="http://schemas.microsoft.com/office/word/2010/wordprocessingInk" xmlns:wne="http://schemas.microsoft.com/office/word/2006/wordml" xmlns:wps="http://schemas.microsoft.com/office/word/2010/wordprocessingShape" mc:Ignorable="w14 w15 w16se w16cid w16 w16cex w16sdtdh w16sdtfl w16du wp14">
+  <w:endnote w:type="separator" w:id="-1">
+    <w:p>
+      <w:pPr>
+        <w:spacing w:after="0" w:line="240" w:lineRule="auto"/>
+      </w:pPr>
+      <w:r>
+        <w:separator/>
+      </w:r>
+    </w:p>
+  </w:endnote>
+  <w:endnote w:type="continuationSeparator" w:id="0">
+    <w:p>
+      <w:pPr>
+        <w:spacing w:after="0" w:line="240" w:lineRule="auto"/>
+      </w:pPr>
+      <w:r>
+        <w:continuationSeparator/>
+      </w:r>
+    </w:p>
+  </w:endnote>
+</w:endnotes>
+</file>
+
+<file path=word/footer1.xml><?xml version="1.0" encoding="utf-8"?>
+<w:ftr xmlns:wpc="http://schemas.microsoft.com/office/word/2010/wordprocessingCanvas" xmlns:cx="http://schemas.microsoft.com/office/drawing/2014/chartex" xmlns:cx1="http://schemas.microsoft.com/office/drawing/2015/9/8/chartex" xmlns:cx2="http://schemas.microsoft.com/office/drawing/2015/10/21/chartex" xmlns:cx3="http://schemas.microsoft.com/office/drawing/2016/5/9/chartex" xmlns:cx4="http://schemas.microsoft.com/office/drawing/2016/5/10/chartex" xmlns:cx5="http://schemas.microsoft.com/office/drawing/2016/5/11/chartex" xmlns:cx6="http://schemas.microsoft.com/office/drawing/2016/5/12/chartex" xmlns:cx7="http://schemas.microsoft.com/office/drawing/2016/5/13/chartex" xmlns:cx8="http://schemas.microsoft.com/office/drawing/2016/5/14/chartex" xmlns:mc="http://schemas.openxmlformats.org/markup-compatibility/2006" xmlns:aink="http://schemas.microsoft.com/office/drawing/2016/ink" xmlns:am3d="http://schemas.microsoft.com/office/drawing/2017/model3d" xmlns:o="urn:schemas-microsoft-com:office:office" xmlns:oel="http://schemas.microsoft.com/office/2019/extlst" xmlns:r="http://schemas.openxmlformats.org/officeDocument/2006/relationships" xmlns:m="http://schemas.openxmlformats.org/officeDocument/2006/math" xmlns:v="urn:schemas-microsoft-com:vml" xmlns:wp14="http://schemas.microsoft.com/office/word/2010/wordprocessingDrawing" xmlns:wp="http://schemas.openxmlformats.org/drawingml/2006/wordprocessingDrawing" xmlns:w10="urn:schemas-microsoft-com:office:word" xmlns:w="http://schemas.openxmlformats.org/wordprocessingml/2006/main" xmlns:w14="http://schemas.microsoft.com/office/word/2010/wordml" xmlns:w15="http://schemas.microsoft.com/office/word/2012/wordml" xmlns:w16cex="http://schemas.microsoft.com/office/word/2018/wordml/cex" xmlns:w16cid="http://schemas.microsoft.com/office/word/2016/wordml/cid" xmlns:w16="http://schemas.microsoft.com/office/word/2018/wordml" xmlns:w16du="http://schemas.microsoft.com/office/word/2023/wordml/word16du" xmlns:w16sdtdh="http://schemas.microsoft.com/office/word/2020/wordml/sdtdatahash" xmlns:w16sdtfl="http://schemas.microsoft.com/office/word/2024/wordml/sdtformatlock" xmlns:w16se="http://schemas.microsoft.com/office/word/2015/wordml/symex" xmlns:wpg="http://schemas.microsoft.com/office/word/2010/wordprocessingGroup" xmlns:wpi="http://schemas.microsoft.com/office/word/2010/wordprocessingInk" xmlns:wne="http://schemas.microsoft.com/office/word/2006/wordml" xmlns:wps="http://schemas.microsoft.com/office/word/2010/wordprocessingShape" mc:Ignorable="w14 w15 w16se w16cid w16 w16cex w16sdtdh w16sdtfl w16du wp14">
+  <w:p>
+    <w:pPr>
+      <w:pStyle w:val="Footer"/>
+      <w:rPr>
+        <w:color w:val="7F7F7F" w:themeColor="text1" w:themeTint="80"/>
+        <w:sz w:val="22"/>
+        <w:szCs w:val="28"/>
+      </w:rPr>
+    </w:pPr>
+    <w:proofErr w:type="spellStart"/>
+    <w:r>
+      <w:rPr>
+        <w:color w:val="7F7F7F" w:themeColor="text1" w:themeTint="80"/>
+        <w:sz w:val="22"/>
+        <w:szCs w:val="28"/>
+      </w:rPr>
+      <w:t>Konrawit</w:t>
+    </w:r>
+    <w:proofErr w:type="spellEnd"/>
+    <w:r>
+      <w:rPr>
+        <w:color w:val="7F7F7F" w:themeColor="text1" w:themeTint="80"/>
+        <w:sz w:val="22"/>
+        <w:szCs w:val="28"/>
+      </w:rPr>
+      <w:t xml:space="preserve"> </w:t>
+    </w:r>
+    <w:proofErr w:type="spellStart"/>
+    <w:r>
+      <w:rPr>
+        <w:color w:val="7F7F7F" w:themeColor="text1" w:themeTint="80"/>
+        <w:sz w:val="22"/>
+        <w:szCs w:val="28"/>
+      </w:rPr>
+      <w:t>Wetchakan</w:t>
+    </w:r>
+    <w:proofErr w:type="spellEnd"/>
+    <w:r>
+      <w:rPr>
+        <w:color w:val="7F7F7F" w:themeColor="text1" w:themeTint="80"/>
+        <w:sz w:val="22"/>
+        <w:szCs w:val="28"/>
+      </w:rPr>
+      <w:t>, N12554561</w:t>
+    </w:r>
+    <w:r>
+      <w:rPr>
+        <w:color w:val="7F7F7F" w:themeColor="text1" w:themeTint="80"/>
+        <w:sz w:val="22"/>
+        <w:szCs w:val="28"/>
+      </w:rPr>
+      <w:t xml:space="preserve"> | Rapid Web Development</w:t>
+    </w:r>
+    <w:r>
+      <w:rPr>
+        <w:color w:val="7F7F7F" w:themeColor="text1" w:themeTint="80"/>
+        <w:sz w:val="22"/>
+        <w:szCs w:val="28"/>
+      </w:rPr>
+      <w:t xml:space="preserve"> with Databases</w:t>
+    </w:r>
+    <w:r>
+      <w:rPr>
+        <w:color w:val="7F7F7F" w:themeColor="text1" w:themeTint="80"/>
+        <w:sz w:val="22"/>
+        <w:szCs w:val="28"/>
+      </w:rPr>
+      <w:t xml:space="preserve"> (IFN</w:t>
+    </w:r>
+    <w:r>
+      <w:rPr>
+        <w:color w:val="7F7F7F" w:themeColor="text1" w:themeTint="80"/>
+        <w:sz w:val="22"/>
+        <w:szCs w:val="28"/>
+      </w:rPr>
+      <w:t>582</w:t>
+    </w:r>
+    <w:r>
+      <w:rPr>
+        <w:color w:val="7F7F7F" w:themeColor="text1" w:themeTint="80"/>
+        <w:sz w:val="22"/>
+        <w:szCs w:val="28"/>
+      </w:rPr>
+      <w:t xml:space="preserve">) | Page </w:t>
+    </w:r>
+    <w:r>
+      <w:rPr>
+        <w:color w:val="7F7F7F" w:themeColor="text1" w:themeTint="80"/>
+        <w:sz w:val="22"/>
+        <w:szCs w:val="28"/>
+      </w:rPr>
+      <w:fldChar w:fldCharType="begin"/>
+    </w:r>
+    <w:r>
+      <w:rPr>
+        <w:color w:val="7F7F7F" w:themeColor="text1" w:themeTint="80"/>
+        <w:sz w:val="22"/>
+        <w:szCs w:val="28"/>
+      </w:rPr>
+      <w:instrText xml:space="preserve"> PAGE  \* Arabic  \* MERGEFORMAT </w:instrText>
+    </w:r>
+    <w:r>
+      <w:rPr>
+        <w:color w:val="7F7F7F" w:themeColor="text1" w:themeTint="80"/>
+        <w:sz w:val="22"/>
+        <w:szCs w:val="28"/>
+      </w:rPr>
+      <w:fldChar w:fldCharType="separate"/>
+    </w:r>
+    <w:r>
+      <w:rPr>
+        <w:noProof/>
+        <w:color w:val="7F7F7F" w:themeColor="text1" w:themeTint="80"/>
+        <w:sz w:val="22"/>
+        <w:szCs w:val="28"/>
+      </w:rPr>
+      <w:t>5</w:t>
+    </w:r>
+    <w:r>
+      <w:rPr>
+        <w:color w:val="7F7F7F" w:themeColor="text1" w:themeTint="80"/>
+        <w:sz w:val="22"/>
+        <w:szCs w:val="28"/>
+      </w:rPr>
+      <w:fldChar w:fldCharType="end"/>
+    </w:r>
+    <w:r>
+      <w:rPr>
+        <w:color w:val="7F7F7F" w:themeColor="text1" w:themeTint="80"/>
+        <w:sz w:val="22"/>
+        <w:szCs w:val="28"/>
+      </w:rPr>
+      <w:t xml:space="preserve"> of </w:t>
+    </w:r>
+    <w:r>
+      <w:rPr>
+        <w:color w:val="7F7F7F" w:themeColor="text1" w:themeTint="80"/>
+        <w:sz w:val="22"/>
+        <w:szCs w:val="28"/>
+      </w:rPr>
+      <w:fldChar w:fldCharType="begin"/>
+    </w:r>
+    <w:r>
+      <w:rPr>
+        <w:color w:val="7F7F7F" w:themeColor="text1" w:themeTint="80"/>
+        <w:sz w:val="22"/>
+        <w:szCs w:val="28"/>
+      </w:rPr>
+      <w:instrText xml:space="preserve"> NUMPAGES  \* Arabic  \* MERGEFORMAT </w:instrText>
+    </w:r>
+    <w:r>
+      <w:rPr>
+        <w:color w:val="7F7F7F" w:themeColor="text1" w:themeTint="80"/>
+        <w:sz w:val="22"/>
+        <w:szCs w:val="28"/>
+      </w:rPr>
+      <w:fldChar w:fldCharType="separate"/>
+    </w:r>
+    <w:r>
+      <w:rPr>
+        <w:noProof/>
+        <w:color w:val="7F7F7F" w:themeColor="text1" w:themeTint="80"/>
+        <w:sz w:val="22"/>
+        <w:szCs w:val="28"/>
+      </w:rPr>
+      <w:t>5</w:t>
+    </w:r>
+    <w:r>
+      <w:rPr>
+        <w:color w:val="7F7F7F" w:themeColor="text1" w:themeTint="80"/>
+        <w:sz w:val="22"/>
+        <w:szCs w:val="28"/>
+      </w:rPr>
+      <w:fldChar w:fldCharType="end"/>
+    </w:r>
+  </w:p>
+</w:ftr>
+</file>
+
+<file path=word/footnotes.xml><?xml version="1.0" encoding="utf-8"?>
+<w:footnotes xmlns:wpc="http://schemas.microsoft.com/office/word/2010/wordprocessingCanvas" xmlns:cx="http://schemas.microsoft.com/office/drawing/2014/chartex" xmlns:cx1="http://schemas.microsoft.com/office/drawing/2015/9/8/chartex" xmlns:cx2="http://schemas.microsoft.com/office/drawing/2015/10/21/chartex" xmlns:cx3="http://schemas.microsoft.com/office/drawing/2016/5/9/chartex" xmlns:cx4="http://schemas.microsoft.com/office/drawing/2016/5/10/chartex" xmlns:cx5="http://schemas.microsoft.com/office/drawing/2016/5/11/chartex" xmlns:cx6="http://schemas.microsoft.com/office/drawing/2016/5/12/chartex" xmlns:cx7="http://schemas.microsoft.com/office/drawing/2016/5/13/chartex" xmlns:cx8="http://schemas.microsoft.com/office/drawing/2016/5/14/chartex" xmlns:mc="http://schemas.openxmlformats.org/markup-compatibility/2006" xmlns:aink="http://schemas.microsoft.com/office/drawing/2016/ink" xmlns:am3d="http://schemas.microsoft.com/office/drawing/2017/model3d" xmlns:o="urn:schemas-microsoft-com:office:office" xmlns:oel="http://schemas.microsoft.com/office/2019/extlst" xmlns:r="http://schemas.openxmlformats.org/officeDocument/2006/relationships" xmlns:m="http://schemas.openxmlformats.org/officeDocument/2006/math" xmlns:v="urn:schemas-microsoft-com:vml" xmlns:wp14="http://schemas.microsoft.com/office/word/2010/wordprocessingDrawing" xmlns:wp="http://schemas.openxmlformats.org/drawingml/2006/wordprocessingDrawing" xmlns:w10="urn:schemas-microsoft-com:office:word" xmlns:w="http://schemas.openxmlformats.org/wordprocessingml/2006/main" xmlns:w14="http://schemas.microsoft.com/office/word/2010/wordml" xmlns:w15="http://schemas.microsoft.com/office/word/2012/wordml" xmlns:w16cex="http://schemas.microsoft.com/office/word/2018/wordml/cex" xmlns:w16cid="http://schemas.microsoft.com/office/word/2016/wordml/cid" xmlns:w16="http://schemas.microsoft.com/office/word/2018/wordml" xmlns:w16du="http://schemas.microsoft.com/office/word/2023/wordml/word16du" xmlns:w16sdtdh="http://schemas.microsoft.com/office/word/2020/wordml/sdtdatahash" xmlns:w16sdtfl="http://schemas.microsoft.com/office/word/2024/wordml/sdtformatlock" xmlns:w16se="http://schemas.microsoft.com/office/word/2015/wordml/symex" xmlns:wpg="http://schemas.microsoft.com/office/word/2010/wordprocessingGroup" xmlns:wpi="http://schemas.microsoft.com/office/word/2010/wordprocessingInk" xmlns:wne="http://schemas.microsoft.com/office/word/2006/wordml" xmlns:wps="http://schemas.microsoft.com/office/word/2010/wordprocessingShape" mc:Ignorable="w14 w15 w16se w16cid w16 w16cex w16sdtdh w16sdtfl w16du wp14">
+  <w:footnote w:type="separator" w:id="-1">
+    <w:p>
+      <w:pPr>
+        <w:spacing w:after="0" w:line="240" w:lineRule="auto"/>
+      </w:pPr>
+      <w:r>
+        <w:separator/>
+      </w:r>
+    </w:p>
+  </w:footnote>
+  <w:footnote w:type="continuationSeparator" w:id="0">
+    <w:p>
+      <w:pPr>
+        <w:spacing w:after="0" w:line="240" w:lineRule="auto"/>
+      </w:pPr>
+      <w:r>
+        <w:continuationSeparator/>
+      </w:r>
+    </w:p>
+  </w:footnote>
+</w:footnotes>
+</file>
+
+<file path=word/header1.xml><?xml version="1.0" encoding="utf-8"?>
+<w:hdr xmlns:wpc="http://schemas.microsoft.com/office/word/2010/wordprocessingCanvas" xmlns:cx="http://schemas.microsoft.com/office/drawing/2014/chartex" xmlns:cx1="http://schemas.microsoft.com/office/drawing/2015/9/8/chartex" xmlns:cx2="http://schemas.microsoft.com/office/drawing/2015/10/21/chartex" xmlns:cx3="http://schemas.microsoft.com/office/drawing/2016/5/9/chartex" xmlns:cx4="http://schemas.microsoft.com/office/drawing/2016/5/10/chartex" xmlns:cx5="http://schemas.microsoft.com/office/drawing/2016/5/11/chartex" xmlns:cx6="http://schemas.microsoft.com/office/drawing/2016/5/12/chartex" xmlns:cx7="http://schemas.microsoft.com/office/drawing/2016/5/13/chartex" xmlns:cx8="http://schemas.microsoft.com/office/drawing/2016/5/14/chartex" xmlns:mc="http://schemas.openxmlformats.org/markup-compatibility/2006" xmlns:aink="http://schemas.microsoft.com/office/drawing/2016/ink" xmlns:am3d="http://schemas.microsoft.com/office/drawing/2017/model3d" xmlns:o="urn:schemas-microsoft-com:office:office" xmlns:oel="http://schemas.microsoft.com/office/2019/extlst" xmlns:r="http://schemas.openxmlformats.org/officeDocument/2006/relationships" xmlns:m="http://schemas.openxmlformats.org/officeDocument/2006/math" xmlns:v="urn:schemas-microsoft-com:vml" xmlns:wp14="http://schemas.microsoft.com/office/word/2010/wordprocessingDrawing" xmlns:wp="http://schemas.openxmlformats.org/drawingml/2006/wordprocessingDrawing" xmlns:w10="urn:schemas-microsoft-com:office:word" xmlns:w="http://schemas.openxmlformats.org/wordprocessingml/2006/main" xmlns:w14="http://schemas.microsoft.com/office/word/2010/wordml" xmlns:w15="http://schemas.microsoft.com/office/word/2012/wordml" xmlns:w16cex="http://schemas.microsoft.com/office/word/2018/wordml/cex" xmlns:w16cid="http://schemas.microsoft.com/office/word/2016/wordml/cid" xmlns:w16="http://schemas.microsoft.com/office/word/2018/wordml" xmlns:w16du="http://schemas.microsoft.com/office/word/2023/wordml/word16du" xmlns:w16sdtdh="http://schemas.microsoft.com/office/word/2020/wordml/sdtdatahash" xmlns:w16sdtfl="http://schemas.microsoft.com/office/word/2024/wordml/sdtformatlock" xmlns:w16se="http://schemas.microsoft.com/office/word/2015/wordml/symex" xmlns:wpg="http://schemas.microsoft.com/office/word/2010/wordprocessingGroup" xmlns:wpi="http://schemas.microsoft.com/office/word/2010/wordprocessingInk" xmlns:wne="http://schemas.microsoft.com/office/word/2006/wordml" xmlns:wps="http://schemas.microsoft.com/office/word/2010/wordprocessingShape" mc:Ignorable="w14 w15 w16se w16cid w16 w16cex w16sdtdh w16sdtfl w16du wp14">
+  <w:p>
+    <w:pPr>
+      <w:pStyle w:val="Header"/>
+      <w:jc w:val="center"/>
+      <w:rPr>
+        <w:color w:val="7F7F7F" w:themeColor="text1" w:themeTint="80"/>
+      </w:rPr>
+    </w:pPr>
+    <w:r>
+      <w:rPr>
+        <w:color w:val="7F7F7F" w:themeColor="text1" w:themeTint="80"/>
+      </w:rPr>
+      <w:t>Initial Design of the Web Application</w:t>
+    </w:r>
+    <w:r>
+      <w:rPr>
+        <w:color w:val="7F7F7F" w:themeColor="text1" w:themeTint="80"/>
+      </w:rPr>
+      <w:t xml:space="preserve"> [Assignment 1]</w:t>
+    </w:r>
+  </w:p>
+</w:hdr>
 </file>
 
 <file path=word/numbering.xml><?xml version="1.0" encoding="utf-8"?>
@@ -4299,6 +4570,50 @@
       <w:u w:val="single"/>
     </w:rPr>
   </w:style>
+  <w:style w:type="paragraph" w:styleId="Header">
+    <w:name w:val="header"/>
+    <w:basedOn w:val="Normal"/>
+    <w:link w:val="HeaderChar"/>
+    <w:uiPriority w:val="99"/>
+    <w:unhideWhenUsed/>
+    <w:rsid w:val="003D1301"/>
+    <w:pPr>
+      <w:tabs>
+        <w:tab w:val="center" w:pos="4680"/>
+        <w:tab w:val="right" w:pos="9360"/>
+      </w:tabs>
+      <w:spacing w:after="0" w:line="240" w:lineRule="auto"/>
+    </w:pPr>
+  </w:style>
+  <w:style w:type="character" w:customStyle="1" w:styleId="HeaderChar">
+    <w:name w:val="Header Char"/>
+    <w:basedOn w:val="DefaultParagraphFont"/>
+    <w:link w:val="Header"/>
+    <w:uiPriority w:val="99"/>
+    <w:rsid w:val="003D1301"/>
+  </w:style>
+  <w:style w:type="paragraph" w:styleId="Footer">
+    <w:name w:val="footer"/>
+    <w:basedOn w:val="Normal"/>
+    <w:link w:val="FooterChar"/>
+    <w:uiPriority w:val="99"/>
+    <w:unhideWhenUsed/>
+    <w:rsid w:val="003D1301"/>
+    <w:pPr>
+      <w:tabs>
+        <w:tab w:val="center" w:pos="4680"/>
+        <w:tab w:val="right" w:pos="9360"/>
+      </w:tabs>
+      <w:spacing w:after="0" w:line="240" w:lineRule="auto"/>
+    </w:pPr>
+  </w:style>
+  <w:style w:type="character" w:customStyle="1" w:styleId="FooterChar">
+    <w:name w:val="Footer Char"/>
+    <w:basedOn w:val="DefaultParagraphFont"/>
+    <w:link w:val="Footer"/>
+    <w:uiPriority w:val="99"/>
+    <w:rsid w:val="003D1301"/>
+  </w:style>
 </w:styles>
 </file>
 

--- a/assignment1-Property-Sharing.docx
+++ b/assignment1-Property-Sharing.docx
@@ -146,7 +146,19 @@
         <w:rPr>
           <w:rFonts w:ascii="Calibri" w:hAnsi="Calibri" w:cs="Calibri"/>
         </w:rPr>
-        <w:t xml:space="preserve">As the cost of living goes skyrocket, finding a quality affordable stay should be prioritized but not limited to shared property with mates that suit your lifestyle preferences - sacrifice some privacy and enjoy more amenities. For this instance, the core features include </w:t>
+        <w:t>As the cost of living goes skyrocket, finding a quality affordable stay should be prioritized</w:t>
+      </w:r>
+      <w:r>
+        <w:rPr>
+          <w:rFonts w:ascii="Calibri" w:hAnsi="Calibri" w:cs="Calibri"/>
+        </w:rPr>
+        <w:t>,</w:t>
+      </w:r>
+      <w:r>
+        <w:rPr>
+          <w:rFonts w:ascii="Calibri" w:hAnsi="Calibri" w:cs="Calibri"/>
+        </w:rPr>
+        <w:t xml:space="preserve"> but not limited to shared property with mates that suit your lifestyle preferences - sacrifice some privacy and enjoy more amenities. For this instance, the core features include </w:t>
       </w:r>
       <w:hyperlink w:anchor="_Amenities_Comparison" w:history="1">
         <w:r>
@@ -173,25 +185,7 @@
             <w:b/>
             <w:bCs/>
           </w:rPr>
-          <w:t>thread chat with</w:t>
-        </w:r>
-        <w:r>
-          <w:rPr>
-            <w:rStyle w:val="Hyperlink"/>
-            <w:rFonts w:ascii="Calibri" w:hAnsi="Calibri" w:cs="Calibri"/>
-            <w:b/>
-            <w:bCs/>
-          </w:rPr>
-          <w:t xml:space="preserve"> </w:t>
-        </w:r>
-        <w:r>
-          <w:rPr>
-            <w:rStyle w:val="Hyperlink"/>
-            <w:rFonts w:ascii="Calibri" w:hAnsi="Calibri" w:cs="Calibri"/>
-            <w:b/>
-            <w:bCs/>
-          </w:rPr>
-          <w:t>mates</w:t>
+          <w:t>thread chat with mates</w:t>
         </w:r>
       </w:hyperlink>
       <w:r>
@@ -240,7 +234,19 @@
         <w:rPr>
           <w:rFonts w:ascii="Calibri" w:hAnsi="Calibri" w:cs="Calibri"/>
         </w:rPr>
-        <w:t xml:space="preserve"> agents and landlords who wish to lease their properties. As for the segmented audiences, this solution is focusing on urbanized life with walking and using public transportation rather than driving. The design is valued over health and well-being amenities such as openable windows, air conditioning, heating, laundry access, and bidets for those who prefer an Asian-style living experience (paper-based toilets are still default options), as well as pets and smoking allowances as well.</w:t>
+        <w:t xml:space="preserve"> agents and landlords who wish to lease their properties. As for the segmented audiences, this solution </w:t>
+      </w:r>
+      <w:r>
+        <w:rPr>
+          <w:rFonts w:ascii="Calibri" w:hAnsi="Calibri" w:cs="Calibri"/>
+        </w:rPr>
+        <w:t>focuses</w:t>
+      </w:r>
+      <w:r>
+        <w:rPr>
+          <w:rFonts w:ascii="Calibri" w:hAnsi="Calibri" w:cs="Calibri"/>
+        </w:rPr>
+        <w:t xml:space="preserve"> on urbanized life with walking and using public transportation rather than driving. The design is valued over health and well-being amenities such as openable windows, air conditioning, heating, laundry access, and bidets for those who prefer an Asian-style living experience (paper-based toilets are still default options), as well as pets and smoking allowances as well.</w:t>
       </w:r>
     </w:p>
     <w:p>
@@ -408,6 +414,15 @@
         </w:rPr>
         <w:t xml:space="preserve"> to rent</w:t>
       </w:r>
+      <w:r>
+        <w:rPr>
+          <w:rStyle w:val="Heading1Char"/>
+          <w:rFonts w:ascii="Calibri" w:hAnsi="Calibri" w:cs="Calibri"/>
+          <w:sz w:val="24"/>
+          <w:szCs w:val="32"/>
+        </w:rPr>
+        <w:t>.</w:t>
+      </w:r>
     </w:p>
     <w:p>
       <w:pPr>
@@ -434,7 +449,43 @@
         <w:rPr>
           <w:rFonts w:ascii="Calibri" w:hAnsi="Calibri" w:cs="Calibri"/>
         </w:rPr>
-        <w:t>As a new tenant, I want to look for some specific property that matched my preferences so that I can choose a place that is well-suit with my lifestyle and cost of living.</w:t>
+        <w:t xml:space="preserve">As a new tenant, I want to look for </w:t>
+      </w:r>
+      <w:r>
+        <w:rPr>
+          <w:rFonts w:ascii="Calibri" w:hAnsi="Calibri" w:cs="Calibri"/>
+        </w:rPr>
+        <w:t>a</w:t>
+      </w:r>
+      <w:r>
+        <w:rPr>
+          <w:rFonts w:ascii="Calibri" w:hAnsi="Calibri" w:cs="Calibri"/>
+        </w:rPr>
+        <w:t xml:space="preserve"> specific property that matche</w:t>
+      </w:r>
+      <w:r>
+        <w:rPr>
+          <w:rFonts w:ascii="Calibri" w:hAnsi="Calibri" w:cs="Calibri"/>
+        </w:rPr>
+        <w:t>s</w:t>
+      </w:r>
+      <w:r>
+        <w:rPr>
+          <w:rFonts w:ascii="Calibri" w:hAnsi="Calibri" w:cs="Calibri"/>
+        </w:rPr>
+        <w:t xml:space="preserve"> my preferences so that I can choose a place that is well-suit </w:t>
+      </w:r>
+      <w:r>
+        <w:rPr>
+          <w:rFonts w:ascii="Calibri" w:hAnsi="Calibri" w:cs="Calibri"/>
+        </w:rPr>
+        <w:t>to</w:t>
+      </w:r>
+      <w:r>
+        <w:rPr>
+          <w:rFonts w:ascii="Calibri" w:hAnsi="Calibri" w:cs="Calibri"/>
+        </w:rPr>
+        <w:t xml:space="preserve"> my lifestyle and cost of living.</w:t>
       </w:r>
     </w:p>
     <w:p>
@@ -531,7 +582,37 @@
         <w:rPr>
           <w:rFonts w:ascii="Calibri" w:hAnsi="Calibri" w:cs="Calibri"/>
         </w:rPr>
-        <w:t>On the homepage, there must have filter options by type of the properties, locations, maximum rent, and date of residential.</w:t>
+        <w:t xml:space="preserve">On the homepage, there must </w:t>
+      </w:r>
+      <w:r>
+        <w:rPr>
+          <w:rFonts w:ascii="Calibri" w:hAnsi="Calibri" w:cs="Calibri"/>
+        </w:rPr>
+        <w:t>be</w:t>
+      </w:r>
+      <w:r>
+        <w:rPr>
+          <w:rFonts w:ascii="Calibri" w:hAnsi="Calibri" w:cs="Calibri"/>
+        </w:rPr>
+        <w:t xml:space="preserve"> filter options by type of properties, locations, maximum rent, and date of </w:t>
+      </w:r>
+      <w:r>
+        <w:rPr>
+          <w:rFonts w:ascii="Calibri" w:hAnsi="Calibri" w:cs="Calibri"/>
+        </w:rPr>
+        <w:t>residen</w:t>
+      </w:r>
+      <w:r>
+        <w:rPr>
+          <w:rFonts w:ascii="Calibri" w:hAnsi="Calibri" w:cs="Calibri"/>
+        </w:rPr>
+        <w:t>ce</w:t>
+      </w:r>
+      <w:r>
+        <w:rPr>
+          <w:rFonts w:ascii="Calibri" w:hAnsi="Calibri" w:cs="Calibri"/>
+        </w:rPr>
+        <w:t>.</w:t>
       </w:r>
     </w:p>
     <w:p>
@@ -570,7 +651,19 @@
         <w:rPr>
           <w:rFonts w:ascii="Calibri" w:hAnsi="Calibri" w:cs="Calibri"/>
         </w:rPr>
-        <w:t>For each instance of a gallery item, there must be options for the wish list and to view the details of the property and basic information including name, type, rent, and availability.</w:t>
+        <w:t>For each instance of a gallery item, there must be options for the wish list and to view the details of the property and basic information</w:t>
+      </w:r>
+      <w:r>
+        <w:rPr>
+          <w:rFonts w:ascii="Calibri" w:hAnsi="Calibri" w:cs="Calibri"/>
+        </w:rPr>
+        <w:t>,</w:t>
+      </w:r>
+      <w:r>
+        <w:rPr>
+          <w:rFonts w:ascii="Calibri" w:hAnsi="Calibri" w:cs="Calibri"/>
+        </w:rPr>
+        <w:t xml:space="preserve"> including name, type, rent, and availability.</w:t>
       </w:r>
     </w:p>
     <w:p>
@@ -673,6 +766,15 @@
           <w:szCs w:val="32"/>
         </w:rPr>
         <w:t>property</w:t>
+      </w:r>
+      <w:r>
+        <w:rPr>
+          <w:rStyle w:val="Heading1Char"/>
+          <w:rFonts w:ascii="Calibri" w:hAnsi="Calibri" w:cs="Calibri"/>
+          <w:sz w:val="24"/>
+          <w:szCs w:val="32"/>
+        </w:rPr>
+        <w:t>.</w:t>
       </w:r>
     </w:p>
     <w:p>
@@ -995,7 +1097,19 @@
         <w:rPr>
           <w:rFonts w:ascii="Calibri" w:hAnsi="Calibri" w:cs="Calibri"/>
         </w:rPr>
-        <w:t>For each populated model, there must be action buttons include view detail, make an enquiry, edit or delete the item.</w:t>
+        <w:t xml:space="preserve">For each populated model, there must be action buttons </w:t>
+      </w:r>
+      <w:r>
+        <w:rPr>
+          <w:rFonts w:ascii="Calibri" w:hAnsi="Calibri" w:cs="Calibri"/>
+        </w:rPr>
+        <w:t xml:space="preserve">that </w:t>
+      </w:r>
+      <w:r>
+        <w:rPr>
+          <w:rFonts w:ascii="Calibri" w:hAnsi="Calibri" w:cs="Calibri"/>
+        </w:rPr>
+        <w:t>include view detail, make an enquiry, edit or delete the item.</w:t>
       </w:r>
     </w:p>
     <w:p>
@@ -1033,7 +1147,31 @@
         <w:rPr>
           <w:rFonts w:ascii="Calibri" w:hAnsi="Calibri" w:cs="Calibri"/>
         </w:rPr>
-        <w:t>The wish list table should responsive resizing according to user’s viewport.</w:t>
+        <w:t xml:space="preserve">The wish list table should </w:t>
+      </w:r>
+      <w:r>
+        <w:rPr>
+          <w:rFonts w:ascii="Calibri" w:hAnsi="Calibri" w:cs="Calibri"/>
+        </w:rPr>
+        <w:t xml:space="preserve">be </w:t>
+      </w:r>
+      <w:r>
+        <w:rPr>
+          <w:rFonts w:ascii="Calibri" w:hAnsi="Calibri" w:cs="Calibri"/>
+        </w:rPr>
+        <w:t xml:space="preserve">responsive resizing according to </w:t>
+      </w:r>
+      <w:r>
+        <w:rPr>
+          <w:rFonts w:ascii="Calibri" w:hAnsi="Calibri" w:cs="Calibri"/>
+        </w:rPr>
+        <w:t xml:space="preserve">the </w:t>
+      </w:r>
+      <w:r>
+        <w:rPr>
+          <w:rFonts w:ascii="Calibri" w:hAnsi="Calibri" w:cs="Calibri"/>
+        </w:rPr>
+        <w:t>user’s viewport.</w:t>
       </w:r>
     </w:p>
     <w:p>
@@ -1118,6 +1256,15 @@
         </w:rPr>
         <w:t>Make an enquiry about the property</w:t>
       </w:r>
+      <w:r>
+        <w:rPr>
+          <w:rStyle w:val="Heading1Char"/>
+          <w:rFonts w:ascii="Calibri" w:hAnsi="Calibri" w:cs="Calibri"/>
+          <w:sz w:val="24"/>
+          <w:szCs w:val="32"/>
+        </w:rPr>
+        <w:t>.</w:t>
+      </w:r>
     </w:p>
     <w:p>
       <w:pPr>
@@ -1145,7 +1292,19 @@
         <w:rPr>
           <w:rFonts w:ascii="Calibri" w:hAnsi="Calibri" w:cs="Calibri"/>
         </w:rPr>
-        <w:t>As a potential new tenant, I want to make an enquiry about the property that I am interested in so that I can get some more details about my concerns and show my intention for engage in a tenancy agreement.</w:t>
+        <w:t xml:space="preserve">As a potential new tenant, I want to make an enquiry about the property that I am interested in so that I can get some more details about my concerns and show my intention </w:t>
+      </w:r>
+      <w:r>
+        <w:rPr>
+          <w:rFonts w:ascii="Calibri" w:hAnsi="Calibri" w:cs="Calibri"/>
+        </w:rPr>
+        <w:t>to</w:t>
+      </w:r>
+      <w:r>
+        <w:rPr>
+          <w:rFonts w:ascii="Calibri" w:hAnsi="Calibri" w:cs="Calibri"/>
+        </w:rPr>
+        <w:t xml:space="preserve"> engage in a tenancy agreement.</w:t>
       </w:r>
     </w:p>
     <w:p>
@@ -1182,7 +1341,19 @@
         <w:rPr>
           <w:rFonts w:ascii="Calibri" w:hAnsi="Calibri" w:cs="Calibri"/>
         </w:rPr>
-        <w:t>On any pages, when click “Enquiry” or “Secure this room”, the page must lead the user to the enquiry forms page.</w:t>
+        <w:t>On any page, when click</w:t>
+      </w:r>
+      <w:r>
+        <w:rPr>
+          <w:rFonts w:ascii="Calibri" w:hAnsi="Calibri" w:cs="Calibri"/>
+        </w:rPr>
+        <w:t>ing</w:t>
+      </w:r>
+      <w:r>
+        <w:rPr>
+          <w:rFonts w:ascii="Calibri" w:hAnsi="Calibri" w:cs="Calibri"/>
+        </w:rPr>
+        <w:t xml:space="preserve"> “Enquiry” or “Secure this room”, the page must lead the user to the enquiry forms page.</w:t>
       </w:r>
     </w:p>
     <w:p>
@@ -1220,7 +1391,43 @@
         <w:rPr>
           <w:rFonts w:ascii="Calibri" w:hAnsi="Calibri" w:cs="Calibri"/>
         </w:rPr>
-        <w:t>The form must have at least email and phone number fields with auto completion function.</w:t>
+        <w:t>The form must have at least email and phone number fields with</w:t>
+      </w:r>
+      <w:r>
+        <w:rPr>
+          <w:rFonts w:ascii="Calibri" w:hAnsi="Calibri" w:cs="Calibri"/>
+        </w:rPr>
+        <w:t xml:space="preserve"> </w:t>
+      </w:r>
+      <w:r>
+        <w:rPr>
+          <w:rFonts w:ascii="Calibri" w:hAnsi="Calibri" w:cs="Calibri"/>
+        </w:rPr>
+        <w:t>auto</w:t>
+      </w:r>
+      <w:r>
+        <w:rPr>
+          <w:rFonts w:ascii="Calibri" w:hAnsi="Calibri" w:cs="Calibri"/>
+        </w:rPr>
+        <w:t>-</w:t>
+      </w:r>
+      <w:r>
+        <w:rPr>
+          <w:rFonts w:ascii="Calibri" w:hAnsi="Calibri" w:cs="Calibri"/>
+        </w:rPr>
+        <w:t>completion function</w:t>
+      </w:r>
+      <w:r>
+        <w:rPr>
+          <w:rFonts w:ascii="Calibri" w:hAnsi="Calibri" w:cs="Calibri"/>
+        </w:rPr>
+        <w:t>s</w:t>
+      </w:r>
+      <w:r>
+        <w:rPr>
+          <w:rFonts w:ascii="Calibri" w:hAnsi="Calibri" w:cs="Calibri"/>
+        </w:rPr>
+        <w:t>.</w:t>
       </w:r>
     </w:p>
     <w:p>
@@ -1460,7 +1667,31 @@
         <w:rPr>
           <w:rFonts w:ascii="Calibri" w:hAnsi="Calibri" w:cs="Calibri"/>
         </w:rPr>
-        <w:t>There is a submit button, when clicked, make a post request to the server while disabling the button. On success, send an email with copies of the hosting request forms and prompt the user for a success or failure reason.</w:t>
+        <w:t>There is a submit button</w:t>
+      </w:r>
+      <w:r>
+        <w:rPr>
+          <w:rFonts w:ascii="Calibri" w:hAnsi="Calibri" w:cs="Calibri"/>
+        </w:rPr>
+        <w:t xml:space="preserve"> that</w:t>
+      </w:r>
+      <w:r>
+        <w:rPr>
+          <w:rFonts w:ascii="Calibri" w:hAnsi="Calibri" w:cs="Calibri"/>
+        </w:rPr>
+        <w:t>, when clicked, make</w:t>
+      </w:r>
+      <w:r>
+        <w:rPr>
+          <w:rFonts w:ascii="Calibri" w:hAnsi="Calibri" w:cs="Calibri"/>
+        </w:rPr>
+        <w:t>s</w:t>
+      </w:r>
+      <w:r>
+        <w:rPr>
+          <w:rFonts w:ascii="Calibri" w:hAnsi="Calibri" w:cs="Calibri"/>
+        </w:rPr>
+        <w:t xml:space="preserve"> a post request to the server while disabling the button. On success, send an email with copies of the hosting request forms and prompt the user for a success or failure reason.</w:t>
       </w:r>
     </w:p>
     <w:p>
@@ -1640,7 +1871,19 @@
         <w:rPr>
           <w:rFonts w:ascii="Calibri" w:hAnsi="Calibri" w:cs="Calibri"/>
         </w:rPr>
-        <w:t>As a landlord’s agent or current tenant, I want to see the list of property that I had published so that I can ensure all enquiries have been responded, and I can add some more details or make a specific change.</w:t>
+        <w:t>As a landlord’s agent or current tenant, I want to see the list of propert</w:t>
+      </w:r>
+      <w:r>
+        <w:rPr>
+          <w:rFonts w:ascii="Calibri" w:hAnsi="Calibri" w:cs="Calibri"/>
+        </w:rPr>
+        <w:t>ies</w:t>
+      </w:r>
+      <w:r>
+        <w:rPr>
+          <w:rFonts w:ascii="Calibri" w:hAnsi="Calibri" w:cs="Calibri"/>
+        </w:rPr>
+        <w:t xml:space="preserve"> that I had published so that I can ensure all enquiries have been responded, and I can add some more details or make a specific change.</w:t>
       </w:r>
     </w:p>
     <w:p>
@@ -1703,7 +1946,43 @@
         <w:rPr>
           <w:rFonts w:ascii="Calibri" w:hAnsi="Calibri" w:cs="Calibri"/>
         </w:rPr>
-        <w:t>Each model view must have basic information include a thumbnail image, property, name, address, rental price, and number of guest/tenants.</w:t>
+        <w:t>Each model view must have basic information</w:t>
+      </w:r>
+      <w:r>
+        <w:rPr>
+          <w:rFonts w:ascii="Calibri" w:hAnsi="Calibri" w:cs="Calibri"/>
+        </w:rPr>
+        <w:t>,</w:t>
+      </w:r>
+      <w:r>
+        <w:rPr>
+          <w:rFonts w:ascii="Calibri" w:hAnsi="Calibri" w:cs="Calibri"/>
+        </w:rPr>
+        <w:t xml:space="preserve"> includ</w:t>
+      </w:r>
+      <w:r>
+        <w:rPr>
+          <w:rFonts w:ascii="Calibri" w:hAnsi="Calibri" w:cs="Calibri"/>
+        </w:rPr>
+        <w:t>ing</w:t>
+      </w:r>
+      <w:r>
+        <w:rPr>
+          <w:rFonts w:ascii="Calibri" w:hAnsi="Calibri" w:cs="Calibri"/>
+        </w:rPr>
+        <w:t xml:space="preserve"> a thumbnail image, property, name, address, rental price, and number of guest</w:t>
+      </w:r>
+      <w:r>
+        <w:rPr>
+          <w:rFonts w:ascii="Calibri" w:hAnsi="Calibri" w:cs="Calibri"/>
+        </w:rPr>
+        <w:t>s</w:t>
+      </w:r>
+      <w:r>
+        <w:rPr>
+          <w:rFonts w:ascii="Calibri" w:hAnsi="Calibri" w:cs="Calibri"/>
+        </w:rPr>
+        <w:t>/tenants.</w:t>
       </w:r>
     </w:p>
     <w:p>
@@ -2072,6 +2351,15 @@
           <w:szCs w:val="32"/>
         </w:rPr>
         <w:t xml:space="preserve"> enquiry details</w:t>
+      </w:r>
+      <w:r>
+        <w:rPr>
+          <w:rStyle w:val="Heading1Char"/>
+          <w:rFonts w:ascii="Calibri" w:hAnsi="Calibri" w:cs="Calibri"/>
+          <w:sz w:val="24"/>
+          <w:szCs w:val="32"/>
+        </w:rPr>
+        <w:t>.</w:t>
       </w:r>
     </w:p>
     <w:p>
@@ -2178,7 +2466,19 @@
         <w:rPr>
           <w:rFonts w:ascii="Calibri" w:hAnsi="Calibri" w:cs="Calibri"/>
         </w:rPr>
-        <w:t>The page should display summary score cards, including the number of total records, the count of in-process record, the count of closed records, and unread records. Up to 4 cards per row above the filtering menu for extra-large screens.</w:t>
+        <w:t>The page should display summary score cards, including the number of total records, the count of in-process record</w:t>
+      </w:r>
+      <w:r>
+        <w:rPr>
+          <w:rFonts w:ascii="Calibri" w:hAnsi="Calibri" w:cs="Calibri"/>
+        </w:rPr>
+        <w:t>s</w:t>
+      </w:r>
+      <w:r>
+        <w:rPr>
+          <w:rFonts w:ascii="Calibri" w:hAnsi="Calibri" w:cs="Calibri"/>
+        </w:rPr>
+        <w:t>, the count of closed records, and unread records. Up to 4 cards per row above the filtering menu for extra-large screens.</w:t>
       </w:r>
     </w:p>
     <w:p>
@@ -2226,7 +2526,7 @@
         <w:spacing w:line="240" w:lineRule="auto"/>
         <w:jc w:val="both"/>
         <w:rPr>
-          <w:rFonts w:ascii="Calibri" w:hAnsi="Calibri" w:hint="cs"/>
+          <w:rFonts w:ascii="Calibri" w:hAnsi="Calibri"/>
           <w:cs/>
         </w:rPr>
       </w:pPr>
@@ -2534,7 +2834,19 @@
         <w:rPr>
           <w:rFonts w:ascii="Calibri" w:hAnsi="Calibri" w:cs="Calibri"/>
         </w:rPr>
-        <w:t>There is a chatter name list which can be search with contains characters.</w:t>
+        <w:t>There is a chatter name list which can be search</w:t>
+      </w:r>
+      <w:r>
+        <w:rPr>
+          <w:rFonts w:ascii="Calibri" w:hAnsi="Calibri" w:cs="Calibri"/>
+        </w:rPr>
+        <w:t>ed</w:t>
+      </w:r>
+      <w:r>
+        <w:rPr>
+          <w:rFonts w:ascii="Calibri" w:hAnsi="Calibri" w:cs="Calibri"/>
+        </w:rPr>
+        <w:t xml:space="preserve"> with contains characters.</w:t>
       </w:r>
     </w:p>
     <w:p>
@@ -2601,7 +2913,31 @@
         <w:rPr>
           <w:rFonts w:ascii="Calibri" w:hAnsi="Calibri" w:cs="Calibri"/>
         </w:rPr>
-        <w:t>all chat has been read</w:t>
+        <w:t>all chat</w:t>
+      </w:r>
+      <w:r>
+        <w:rPr>
+          <w:rFonts w:ascii="Calibri" w:hAnsi="Calibri" w:cs="Calibri"/>
+        </w:rPr>
+        <w:t>s</w:t>
+      </w:r>
+      <w:r>
+        <w:rPr>
+          <w:rFonts w:ascii="Calibri" w:hAnsi="Calibri" w:cs="Calibri"/>
+        </w:rPr>
+        <w:t xml:space="preserve"> ha</w:t>
+      </w:r>
+      <w:r>
+        <w:rPr>
+          <w:rFonts w:ascii="Calibri" w:hAnsi="Calibri" w:cs="Calibri"/>
+        </w:rPr>
+        <w:t>ve</w:t>
+      </w:r>
+      <w:r>
+        <w:rPr>
+          <w:rFonts w:ascii="Calibri" w:hAnsi="Calibri" w:cs="Calibri"/>
+        </w:rPr>
+        <w:t xml:space="preserve"> been read</w:t>
       </w:r>
       <w:r>
         <w:rPr>
@@ -2778,6 +3114,24 @@
           <w:rFonts w:ascii="Calibri" w:hAnsi="Calibri" w:cs="Calibri"/>
         </w:rPr>
         <w:t>.zip</w:t>
+      </w:r>
+      <w:r>
+        <w:rPr>
+          <w:rFonts w:ascii="Calibri" w:hAnsi="Calibri" w:cs="Calibri"/>
+        </w:rPr>
+        <w:t xml:space="preserve">, </w:t>
+      </w:r>
+      <w:r>
+        <w:rPr>
+          <w:rFonts w:ascii="Calibri" w:hAnsi="Calibri" w:cs="Calibri"/>
+        </w:rPr>
+        <w:t>report-solution-description_20260320_rev1</w:t>
+      </w:r>
+      <w:r>
+        <w:rPr>
+          <w:rFonts w:ascii="Calibri" w:hAnsi="Calibri" w:cs="Calibri"/>
+        </w:rPr>
+        <w:t>.docx</w:t>
       </w:r>
     </w:p>
     <w:sectPr>
@@ -2828,41 +3182,13 @@
         <w:szCs w:val="28"/>
       </w:rPr>
     </w:pPr>
-    <w:proofErr w:type="spellStart"/>
     <w:r>
       <w:rPr>
         <w:color w:val="7F7F7F" w:themeColor="text1" w:themeTint="80"/>
         <w:sz w:val="22"/>
         <w:szCs w:val="28"/>
       </w:rPr>
-      <w:t>Konrawit</w:t>
-    </w:r>
-    <w:proofErr w:type="spellEnd"/>
-    <w:r>
-      <w:rPr>
-        <w:color w:val="7F7F7F" w:themeColor="text1" w:themeTint="80"/>
-        <w:sz w:val="22"/>
-        <w:szCs w:val="28"/>
-      </w:rPr>
-      <w:t xml:space="preserve"> </w:t>
-    </w:r>
-    <w:proofErr w:type="spellStart"/>
-    <w:r>
-      <w:rPr>
-        <w:color w:val="7F7F7F" w:themeColor="text1" w:themeTint="80"/>
-        <w:sz w:val="22"/>
-        <w:szCs w:val="28"/>
-      </w:rPr>
-      <w:t>Wetchakan</w:t>
-    </w:r>
-    <w:proofErr w:type="spellEnd"/>
-    <w:r>
-      <w:rPr>
-        <w:color w:val="7F7F7F" w:themeColor="text1" w:themeTint="80"/>
-        <w:sz w:val="22"/>
-        <w:szCs w:val="28"/>
-      </w:rPr>
-      <w:t>, N12554561</w:t>
+      <w:t>Konrawit Wetchakan, N12554561</w:t>
     </w:r>
     <w:r>
       <w:rPr>
@@ -3037,13 +3363,7 @@
       <w:rPr>
         <w:color w:val="7F7F7F" w:themeColor="text1" w:themeTint="80"/>
       </w:rPr>
-      <w:t>Initial Design of the Web Application</w:t>
-    </w:r>
-    <w:r>
-      <w:rPr>
-        <w:color w:val="7F7F7F" w:themeColor="text1" w:themeTint="80"/>
-      </w:rPr>
-      <w:t xml:space="preserve"> [Assignment 1]</w:t>
+      <w:t>Initial Design of the Web Application [Assignment 1]</w:t>
     </w:r>
   </w:p>
 </w:hdr>
@@ -4225,6 +4545,7 @@
   <w:style w:type="character" w:default="1" w:styleId="DefaultParagraphFont">
     <w:name w:val="Default Paragraph Font"/>
     <w:uiPriority w:val="1"/>
+    <w:semiHidden/>
     <w:unhideWhenUsed/>
   </w:style>
   <w:style w:type="table" w:default="1" w:styleId="TableNormal">

--- a/assignment1-Property-Sharing.docx
+++ b/assignment1-Property-Sharing.docx
@@ -3125,7 +3125,13 @@
         <w:rPr>
           <w:rFonts w:ascii="Calibri" w:hAnsi="Calibri" w:cs="Calibri"/>
         </w:rPr>
-        <w:t>report-solution-description_20260320_rev1</w:t>
+        <w:t>report-solution-description_20260320_rev</w:t>
+      </w:r>
+      <w:r>
+        <w:rPr>
+          <w:rFonts w:ascii="Calibri" w:hAnsi="Calibri" w:cs="Calibri"/>
+        </w:rPr>
+        <w:t>2</w:t>
       </w:r>
       <w:r>
         <w:rPr>
@@ -3182,13 +3188,41 @@
         <w:szCs w:val="28"/>
       </w:rPr>
     </w:pPr>
+    <w:proofErr w:type="spellStart"/>
     <w:r>
       <w:rPr>
         <w:color w:val="7F7F7F" w:themeColor="text1" w:themeTint="80"/>
         <w:sz w:val="22"/>
         <w:szCs w:val="28"/>
       </w:rPr>
-      <w:t>Konrawit Wetchakan, N12554561</w:t>
+      <w:t>Konrawit</w:t>
+    </w:r>
+    <w:proofErr w:type="spellEnd"/>
+    <w:r>
+      <w:rPr>
+        <w:color w:val="7F7F7F" w:themeColor="text1" w:themeTint="80"/>
+        <w:sz w:val="22"/>
+        <w:szCs w:val="28"/>
+      </w:rPr>
+      <w:t xml:space="preserve"> </w:t>
+    </w:r>
+    <w:proofErr w:type="spellStart"/>
+    <w:r>
+      <w:rPr>
+        <w:color w:val="7F7F7F" w:themeColor="text1" w:themeTint="80"/>
+        <w:sz w:val="22"/>
+        <w:szCs w:val="28"/>
+      </w:rPr>
+      <w:t>Wetchakan</w:t>
+    </w:r>
+    <w:proofErr w:type="spellEnd"/>
+    <w:r>
+      <w:rPr>
+        <w:color w:val="7F7F7F" w:themeColor="text1" w:themeTint="80"/>
+        <w:sz w:val="22"/>
+        <w:szCs w:val="28"/>
+      </w:rPr>
+      <w:t>, N12554561</w:t>
     </w:r>
     <w:r>
       <w:rPr>

--- a/assignment1-Property-Sharing.docx
+++ b/assignment1-Property-Sharing.docx
@@ -3033,11 +3033,26 @@
     </w:p>
     <w:p>
       <w:pPr>
-        <w:pStyle w:val="ListParagraph"/>
-        <w:numPr>
-          <w:ilvl w:val="0"/>
-          <w:numId w:val="1"/>
-        </w:numPr>
+        <w:rPr>
+          <w:rFonts w:ascii="Calibri" w:hAnsi="Calibri" w:cs="Calibri"/>
+        </w:rPr>
+      </w:pPr>
+      <w:r>
+        <w:rPr>
+          <w:rFonts w:ascii="Calibri" w:hAnsi="Calibri" w:cs="Calibri"/>
+        </w:rPr>
+        <w:t>On extra-large screens, the chat name list and chat box container can be displayed side by side; otherwise, they collapse into a single column on smaller screens.</w:t>
+      </w:r>
+    </w:p>
+    <w:p>
+      <w:pPr>
+        <w:rPr>
+          <w:rFonts w:ascii="Calibri" w:hAnsi="Calibri" w:cs="Calibri"/>
+        </w:rPr>
+      </w:pPr>
+    </w:p>
+    <w:p>
+      <w:pPr>
         <w:jc w:val="both"/>
         <w:rPr>
           <w:rFonts w:ascii="Calibri" w:hAnsi="Calibri" w:cs="Calibri"/>
@@ -3047,60 +3062,6 @@
         <w:rPr>
           <w:rFonts w:ascii="Calibri" w:hAnsi="Calibri" w:cs="Calibri"/>
         </w:rPr>
-        <w:t>On the extra-large screens,</w:t>
-      </w:r>
-      <w:r>
-        <w:rPr>
-          <w:rFonts w:ascii="Calibri" w:hAnsi="Calibri" w:cs="Calibri"/>
-        </w:rPr>
-        <w:t xml:space="preserve"> the</w:t>
-      </w:r>
-      <w:r>
-        <w:rPr>
-          <w:rFonts w:ascii="Calibri" w:hAnsi="Calibri" w:cs="Calibri"/>
-        </w:rPr>
-        <w:t xml:space="preserve"> chatter name list and chat box container </w:t>
-      </w:r>
-      <w:r>
-        <w:rPr>
-          <w:rFonts w:ascii="Calibri" w:hAnsi="Calibri" w:cs="Calibri"/>
-        </w:rPr>
-        <w:t>can display side-by-side</w:t>
-      </w:r>
-      <w:r>
-        <w:rPr>
-          <w:rFonts w:ascii="Calibri" w:hAnsi="Calibri" w:cs="Calibri"/>
-        </w:rPr>
-        <w:t>, otherwise collapse into a single column on smaller screens.</w:t>
-      </w:r>
-    </w:p>
-    <w:p>
-      <w:pPr>
-        <w:jc w:val="both"/>
-        <w:rPr>
-          <w:rFonts w:ascii="Calibri" w:hAnsi="Calibri" w:cs="Calibri"/>
-        </w:rPr>
-      </w:pPr>
-    </w:p>
-    <w:p>
-      <w:pPr>
-        <w:jc w:val="both"/>
-        <w:rPr>
-          <w:rFonts w:ascii="Calibri" w:hAnsi="Calibri" w:cs="Calibri"/>
-        </w:rPr>
-      </w:pPr>
-    </w:p>
-    <w:p>
-      <w:pPr>
-        <w:jc w:val="both"/>
-        <w:rPr>
-          <w:rFonts w:ascii="Calibri" w:hAnsi="Calibri" w:cs="Calibri"/>
-        </w:rPr>
-      </w:pPr>
-      <w:r>
-        <w:rPr>
-          <w:rFonts w:ascii="Calibri" w:hAnsi="Calibri" w:cs="Calibri"/>
-        </w:rPr>
         <w:t xml:space="preserve">File name: </w:t>
       </w:r>
       <w:r>
@@ -3131,7 +3092,7 @@
         <w:rPr>
           <w:rFonts w:ascii="Calibri" w:hAnsi="Calibri" w:cs="Calibri"/>
         </w:rPr>
-        <w:t>2</w:t>
+        <w:t>3</w:t>
       </w:r>
       <w:r>
         <w:rPr>
